--- a/IncidentIQ Project Terminology.docx
+++ b/IncidentIQ Project Terminology.docx
@@ -8096,7 +8096,7 @@
     </w:p>
     <w:p>
       <w:r>
-        <w:t>In IncidentIQ, RCA is not using an actual AI model. It analyzes logs, metrics, incidents, and service status using rules.</w:t>
+        <w:t>In IncidentIQ, Rule-Based mode analyzes logs, metrics, incidents, and service status using predefined local logic without calling an external AI model.</w:t>
       </w:r>
     </w:p>
     <w:p>
@@ -8106,7 +8106,7 @@
     </w:p>
     <w:p>
       <w:r>
-        <w:t>IncidentIQ currently uses a rule-based RCA engine that analyzes incidents, logs, metrics, and historical data to generate structured root-cause reports.</w:t>
+        <w:t>IncidentIQ provides a rule-based RCA engine that analyzes incidents, logs, metrics, and historical data to generate deterministic structured root-cause reports.</w:t>
       </w:r>
     </w:p>
     <w:p>
@@ -8116,7 +8116,7 @@
     </w:p>
     <w:p>
       <w:r>
-        <w:t>I call it AI-inspired or rule-based RCA, not actual AI. The architecture can later be extended with an LLM or AI model.</w:t>
+        <w:t>I call this provider Rule-Based RCA. The project also has a separate optional Gemini AI provider, and the report records which provider actually generated it.</w:t>
       </w:r>
     </w:p>
     <w:p>
@@ -8143,12 +8143,12 @@
     </w:p>
     <w:p>
       <w:r>
-        <w:t>AI-inspired RCA means the RCA report looks like an intelligent analysis, but it is generated using logic/rules.</w:t>
-      </w:r>
-    </w:p>
-    <w:p>
-      <w:r>
-        <w:t>In IncidentIQ, the RCA engine produces structured reports with cause, impact, evidence, remediation, and prevention.</w:t>
+        <w:t>AI-assisted RCA means an external generative AI model analyzes prepared incident context and returns a structured RCA response. In IncidentIQ, this optional provider is Google Gemini.</w:t>
+      </w:r>
+    </w:p>
+    <w:p>
+      <w:r>
+        <w:t>In IncidentIQ, both Rule-Based and Gemini modes produce the same report fields: cause, affected services, impact, evidence, suggested fixes, prevention, and summary.</w:t>
       </w:r>
     </w:p>
     <w:p>
@@ -8158,7 +8158,7 @@
     </w:p>
     <w:p>
       <w:r>
-        <w:t>The RCA engine is AI-inspired because it generates structured analysis like an intelligent assistant, but currently it is rule-based and can be extended with real AI later.</w:t>
+        <w:t>Gemini mode is a real external AI integration, while Rule-Based mode remains deterministic local logic. IncidentIQ clearly labels the generated provider and falls back to Rule-Based mode when Gemini cannot complete the request.</w:t>
       </w:r>
     </w:p>
     <w:p>
@@ -8390,18 +8390,410 @@
       </w:r>
     </w:p>
     <w:p>
-      <w:pPr>
-        <w:rPr>
-          <w:b/>
-          <w:bCs/>
-        </w:rPr>
-      </w:pPr>
-      <w:r>
-        <w:rPr>
-          <w:b/>
-          <w:bCs/>
-        </w:rPr>
-        <w:t>128. Summary</w:t>
+      <w:pPr/>
+      <w:r>
+        <w:rPr>
+          <w:b/>
+        </w:rPr>
+        <w:t>128. Gemini AI</w:t>
+      </w:r>
+    </w:p>
+    <w:p>
+      <w:pPr/>
+      <w:r>
+        <w:t>Gemini AI is Google’s generative AI model service.</w:t>
+      </w:r>
+    </w:p>
+    <w:p>
+      <w:pPr/>
+      <w:r>
+        <w:t>In IncidentIQ, Gemini is an optional RCA provider called through the @google/genai Node.js SDK.</w:t>
+      </w:r>
+    </w:p>
+    <w:p>
+      <w:pPr/>
+      <w:r>
+        <w:t>Interview explanation:</w:t>
+      </w:r>
+    </w:p>
+    <w:p>
+      <w:pPr/>
+      <w:r>
+        <w:t>Gemini AI is the external generative AI provider I integrated to analyze incident telemetry and return a structured RCA report.</w:t>
+      </w:r>
+    </w:p>
+    <w:p>
+      <w:pPr/>
+      <w:r>
+        <w:rPr>
+          <w:b/>
+        </w:rPr>
+        <w:t>129. RCA Provider</w:t>
+      </w:r>
+    </w:p>
+    <w:p>
+      <w:pPr/>
+      <w:r>
+        <w:t>An RCA provider is the implementation selected to generate a root-cause report.</w:t>
+      </w:r>
+    </w:p>
+    <w:p>
+      <w:pPr/>
+      <w:r>
+        <w:t>IncidentIQ supports rule-based and gemini provider values.</w:t>
+      </w:r>
+    </w:p>
+    <w:p>
+      <w:pPr/>
+      <w:r>
+        <w:t>Interview explanation:</w:t>
+      </w:r>
+    </w:p>
+    <w:p>
+      <w:pPr/>
+      <w:r>
+        <w:t>The RCA provider determines whether the report is generated by local deterministic rules or by Google Gemini.</w:t>
+      </w:r>
+    </w:p>
+    <w:p>
+      <w:pPr/>
+      <w:r>
+        <w:rPr>
+          <w:b/>
+        </w:rPr>
+        <w:t>130. Structured Output</w:t>
+      </w:r>
+    </w:p>
+    <w:p>
+      <w:pPr/>
+      <w:r>
+        <w:t>Structured output means the AI response follows a predefined data shape instead of free-form text.</w:t>
+      </w:r>
+    </w:p>
+    <w:p>
+      <w:pPr/>
+      <w:r>
+        <w:t>IncidentIQ requests JSON containing rootCause, affectedServices, impact, evidence, suggestedFixes, preventionSteps, and rawSummary.</w:t>
+      </w:r>
+    </w:p>
+    <w:p>
+      <w:pPr/>
+      <w:r>
+        <w:t>Interview explanation:</w:t>
+      </w:r>
+    </w:p>
+    <w:p>
+      <w:pPr/>
+      <w:r>
+        <w:t>Structured output makes the AI result easier to validate, store in MongoDB, and render consistently in React.</w:t>
+      </w:r>
+    </w:p>
+    <w:p>
+      <w:pPr/>
+      <w:r>
+        <w:rPr>
+          <w:b/>
+        </w:rPr>
+        <w:t>131. Prompt</w:t>
+      </w:r>
+    </w:p>
+    <w:p>
+      <w:pPr/>
+      <w:r>
+        <w:t>A prompt is the instruction and context sent to a generative AI model.</w:t>
+      </w:r>
+    </w:p>
+    <w:p>
+      <w:pPr/>
+      <w:r>
+        <w:t>IncidentIQ sends an incident-response instruction, the required JSON shape, and collected telemetry context.</w:t>
+      </w:r>
+    </w:p>
+    <w:p>
+      <w:pPr/>
+      <w:r>
+        <w:t>Interview explanation:</w:t>
+      </w:r>
+    </w:p>
+    <w:p>
+      <w:pPr/>
+      <w:r>
+        <w:t>The prompt tells Gemini to act as an incident-response analyst, avoid inventing evidence, and return only the required JSON.</w:t>
+      </w:r>
+    </w:p>
+    <w:p>
+      <w:pPr/>
+      <w:r>
+        <w:rPr>
+          <w:b/>
+        </w:rPr>
+        <w:t>132. Token Usage</w:t>
+      </w:r>
+    </w:p>
+    <w:p>
+      <w:pPr/>
+      <w:r>
+        <w:t>Tokens are units used by generative AI models to process input and produce output.</w:t>
+      </w:r>
+    </w:p>
+    <w:p>
+      <w:pPr/>
+      <w:r>
+        <w:t>IncidentIQ records prompt tokens, output tokens, and total tokens returned in Gemini usage metadata.</w:t>
+      </w:r>
+    </w:p>
+    <w:p>
+      <w:pPr/>
+      <w:r>
+        <w:t>Interview explanation:</w:t>
+      </w:r>
+    </w:p>
+    <w:p>
+      <w:pPr/>
+      <w:r>
+        <w:t>I track token usage so AI consumption is visible and can be controlled with application-level daily budgets.</w:t>
+      </w:r>
+    </w:p>
+    <w:p>
+      <w:pPr/>
+      <w:r>
+        <w:rPr>
+          <w:b/>
+        </w:rPr>
+        <w:t>133. AIUsage Model</w:t>
+      </w:r>
+    </w:p>
+    <w:p>
+      <w:pPr/>
+      <w:r>
+        <w:t>AIUsage is the MongoDB model used to track daily Gemini activity.</w:t>
+      </w:r>
+    </w:p>
+    <w:p>
+      <w:pPr/>
+      <w:r>
+        <w:t>It stores request count, prompt/output/total tokens, fallback count, last error, and last-used time.</w:t>
+      </w:r>
+    </w:p>
+    <w:p>
+      <w:pPr/>
+      <w:r>
+        <w:t>Interview explanation:</w:t>
+      </w:r>
+    </w:p>
+    <w:p>
+      <w:pPr/>
+      <w:r>
+        <w:t>The AIUsage model provides simple provider observability and budget tracking for Gemini calls.</w:t>
+      </w:r>
+    </w:p>
+    <w:p>
+      <w:pPr/>
+      <w:r>
+        <w:rPr>
+          <w:b/>
+        </w:rPr>
+        <w:t>134. Automatic Fallback</w:t>
+      </w:r>
+    </w:p>
+    <w:p>
+      <w:pPr/>
+      <w:r>
+        <w:t>Automatic fallback means the system switches to a reliable alternative when the preferred provider fails.</w:t>
+      </w:r>
+    </w:p>
+    <w:p>
+      <w:pPr/>
+      <w:r>
+        <w:t>If Gemini is disabled, unconfigured, over budget, returns invalid JSON, or throws an error, IncidentIQ uses the rule-based engine.</w:t>
+      </w:r>
+    </w:p>
+    <w:p>
+      <w:pPr/>
+      <w:r>
+        <w:t>Interview explanation:</w:t>
+      </w:r>
+    </w:p>
+    <w:p>
+      <w:pPr/>
+      <w:r>
+        <w:t>Automatic fallback keeps RCA generation available even when the external AI provider is unavailable.</w:t>
+      </w:r>
+    </w:p>
+    <w:p>
+      <w:pPr/>
+      <w:r>
+        <w:rPr>
+          <w:b/>
+        </w:rPr>
+        <w:t>135. Response Validation</w:t>
+      </w:r>
+    </w:p>
+    <w:p>
+      <w:pPr/>
+      <w:r>
+        <w:t>Response validation checks whether returned AI data matches the expected schema.</w:t>
+      </w:r>
+    </w:p>
+    <w:p>
+      <w:pPr/>
+      <w:r>
+        <w:t>IncidentIQ verifies required string fields and array fields after parsing Gemini JSON.</w:t>
+      </w:r>
+    </w:p>
+    <w:p>
+      <w:pPr/>
+      <w:r>
+        <w:t>Interview explanation:</w:t>
+      </w:r>
+    </w:p>
+    <w:p>
+      <w:pPr/>
+      <w:r>
+        <w:t>I validate Gemini output before saving it so malformed or incomplete responses cannot silently enter the application.</w:t>
+      </w:r>
+    </w:p>
+    <w:p>
+      <w:pPr/>
+      <w:r>
+        <w:rPr>
+          <w:b/>
+        </w:rPr>
+        <w:t>136. requestedProvider and generatedBy</w:t>
+      </w:r>
+    </w:p>
+    <w:p>
+      <w:pPr/>
+      <w:r>
+        <w:t>requestedProvider stores what the user selected, while generatedBy stores what actually produced the report.</w:t>
+      </w:r>
+    </w:p>
+    <w:p>
+      <w:pPr/>
+      <w:r>
+        <w:t>They may differ when Gemini was requested but Rule-Based fallback generated the result.</w:t>
+      </w:r>
+    </w:p>
+    <w:p>
+      <w:pPr/>
+      <w:r>
+        <w:t>Interview explanation:</w:t>
+      </w:r>
+    </w:p>
+    <w:p>
+      <w:pPr/>
+      <w:r>
+        <w:t>These fields make provider behavior transparent and prevent the UI from claiming a report was AI-generated when fallback occurred.</w:t>
+      </w:r>
+    </w:p>
+    <w:p>
+      <w:pPr/>
+      <w:r>
+        <w:rPr>
+          <w:b/>
+        </w:rPr>
+        <w:t>137. fallbackReason</w:t>
+      </w:r>
+    </w:p>
+    <w:p>
+      <w:pPr/>
+      <w:r>
+        <w:t>fallbackReason records why the selected Gemini path was not used successfully.</w:t>
+      </w:r>
+    </w:p>
+    <w:p>
+      <w:pPr/>
+      <w:r>
+        <w:t>The RCA page displays this value in a warning alert.</w:t>
+      </w:r>
+    </w:p>
+    <w:p>
+      <w:pPr/>
+      <w:r>
+        <w:t>Interview explanation:</w:t>
+      </w:r>
+    </w:p>
+    <w:p>
+      <w:pPr/>
+      <w:r>
+        <w:t>fallbackReason improves debugging and makes the fallback behavior visible to users.</w:t>
+      </w:r>
+    </w:p>
+    <w:p>
+      <w:pPr/>
+      <w:r>
+        <w:rPr>
+          <w:b/>
+        </w:rPr>
+        <w:t>138. Application-Level AI Budget</w:t>
+      </w:r>
+    </w:p>
+    <w:p>
+      <w:pPr/>
+      <w:r>
+        <w:t>An application-level AI budget is a locally configured usage limit.</w:t>
+      </w:r>
+    </w:p>
+    <w:p>
+      <w:pPr/>
+      <w:r>
+        <w:t>IncidentIQ uses GEMINI_DAILY_REQUEST_LIMIT and GEMINI_DAILY_TOKEN_LIMIT before making a Gemini call.</w:t>
+      </w:r>
+    </w:p>
+    <w:p>
+      <w:pPr/>
+      <w:r>
+        <w:t>Interview explanation:</w:t>
+      </w:r>
+    </w:p>
+    <w:p>
+      <w:pPr/>
+      <w:r>
+        <w:t>These limits protect the application from excessive AI usage, but they are estimates stored by the app rather than the provider’s live billing quota.</w:t>
+      </w:r>
+    </w:p>
+    <w:p>
+      <w:pPr/>
+      <w:r>
+        <w:rPr>
+          <w:b/>
+        </w:rPr>
+        <w:t>139. AI Data Privacy</w:t>
+      </w:r>
+    </w:p>
+    <w:p>
+      <w:pPr/>
+      <w:r>
+        <w:t>AI data privacy means controlling what application data is sent to an external model provider.</w:t>
+      </w:r>
+    </w:p>
+    <w:p>
+      <w:pPr/>
+      <w:r>
+        <w:t>IncidentIQ removes service control keys from RCA context, but production systems should also redact secrets, personal data, and sensitive log payloads.</w:t>
+      </w:r>
+    </w:p>
+    <w:p>
+      <w:pPr/>
+      <w:r>
+        <w:t>Interview explanation:</w:t>
+      </w:r>
+    </w:p>
+    <w:p>
+      <w:pPr/>
+      <w:r>
+        <w:t>Before sending telemetry to Gemini, I would apply data minimization, secret redaction, access control, and retention policies.</w:t>
+      </w:r>
+    </w:p>
+    <w:p>
+      <w:pPr>
+        <w:rPr>
+          <w:b/>
+          <w:bCs/>
+        </w:rPr>
+      </w:pPr>
+      <w:r>
+        <w:t>140. Summary</w:t>
       </w:r>
     </w:p>
     <w:p>
@@ -8853,7 +9245,43 @@
         </w:numPr>
       </w:pPr>
       <w:r>
-        <w:t>Rule-based RCA</w:t>
+        <w:t>Rule-Based and Gemini RCA</w:t>
+      </w:r>
+    </w:p>
+    <w:p>
+      <w:pPr/>
+      <w:r>
+        <w:t>Gemini AI</w:t>
+      </w:r>
+    </w:p>
+    <w:p>
+      <w:pPr/>
+      <w:r>
+        <w:t>Structured output</w:t>
+      </w:r>
+    </w:p>
+    <w:p>
+      <w:pPr/>
+      <w:r>
+        <w:t>Token usage</w:t>
+      </w:r>
+    </w:p>
+    <w:p>
+      <w:pPr/>
+      <w:r>
+        <w:t>Automatic fallback</w:t>
+      </w:r>
+    </w:p>
+    <w:p>
+      <w:pPr/>
+      <w:r>
+        <w:t>Response validation</w:t>
+      </w:r>
+    </w:p>
+    <w:p>
+      <w:pPr/>
+      <w:r>
+        <w:t>AI data privacy</w:t>
       </w:r>
     </w:p>
     <w:p>
@@ -8874,7 +9302,7 @@
     </w:p>
     <w:p>
       <w:r>
-        <w:t>IncidentIQ is a real-time incident simulation and observability dashboard. It monitors service health using logs and metrics, simulates incidents like latency spikes, increased error rates, service down, memory leak, and database slowdown, streams live telemetry using Socket.IO, stores live data in Redis, stores historical data in MongoDB, and generates rule-based RCA reports to explain root cause, impact, evidence, remediation, and prevention steps.</w:t>
+        <w:t>IncidentIQ is a real-time incident simulation and observability dashboard. It monitors service health using logs and metrics, simulates incidents like latency spikes, increased error rates, service down, memory leak, and database slowdown, streams live telemetry using Socket.IO, stores live data in Redis, stores historical data in MongoDB, and generates RCA reports through either deterministic Rule-Based analysis or optional Google Gemini analysis with automatic fallback.</w:t>
       </w:r>
     </w:p>
     <w:p/>
